--- a/lessons/6-2/downloads/reveal/teacher/6.2-session-2-prerequisite-practice-b.docx
+++ b/lessons/6-2/downloads/reveal/teacher/6.2-session-2-prerequisite-practice-b.docx
@@ -15,10 +15,28 @@
         <w:rPr>
           <w:rFonts w:ascii="Avenir Next" w:hAnsi="Avenir Next" w:cs="Avenir Next" w:eastAsia="Avenir Next"/>
           <w:color w:val="1A1A1A"/>
+          <w:sz w:val="22"/>
+          <w:szCs w:val="20"/>
+        </w:rPr>
+        <w:t xml:space="preserve">Name</w:t>
+      </w:r>
+      <w:r>
+        <w:rPr>
+          <w:rFonts w:ascii="Avenir Next" w:hAnsi="Avenir Next" w:cs="Avenir Next" w:eastAsia="Avenir Next"/>
+          <w:color w:val="1A1A1A"/>
           <w:sz w:val="20"/>
           <w:szCs w:val="20"/>
         </w:rPr>
-        <w:t xml:space="preserve">Name</w:t>
+        <w:tab/>
+      </w:r>
+      <w:r>
+        <w:rPr>
+          <w:rFonts w:ascii="Avenir Next" w:hAnsi="Avenir Next" w:cs="Avenir Next" w:eastAsia="Avenir Next"/>
+          <w:color w:val="1A1A1A"/>
+          <w:sz w:val="22"/>
+          <w:szCs w:val="20"/>
+        </w:rPr>
+        <w:t xml:space="preserve">   Date</w:t>
       </w:r>
       <w:r>
         <w:rPr>
@@ -33,25 +51,7 @@
         <w:rPr>
           <w:rFonts w:ascii="Avenir Next" w:hAnsi="Avenir Next" w:cs="Avenir Next" w:eastAsia="Avenir Next"/>
           <w:color w:val="1A1A1A"/>
-          <w:sz w:val="20"/>
-          <w:szCs w:val="20"/>
-        </w:rPr>
-        <w:t xml:space="preserve">   Date</w:t>
-      </w:r>
-      <w:r>
-        <w:rPr>
-          <w:rFonts w:ascii="Avenir Next" w:hAnsi="Avenir Next" w:cs="Avenir Next" w:eastAsia="Avenir Next"/>
-          <w:color w:val="1A1A1A"/>
-          <w:sz w:val="20"/>
-          <w:szCs w:val="20"/>
-        </w:rPr>
-        <w:tab/>
-      </w:r>
-      <w:r>
-        <w:rPr>
-          <w:rFonts w:ascii="Avenir Next" w:hAnsi="Avenir Next" w:cs="Avenir Next" w:eastAsia="Avenir Next"/>
-          <w:color w:val="1A1A1A"/>
-          <w:sz w:val="20"/>
+          <w:sz w:val="22"/>
           <w:szCs w:val="20"/>
         </w:rPr>
         <w:t xml:space="preserve">   Period</w:t>
@@ -78,7 +78,7 @@
           <w:caps/>
           <w:color w:val="003A70"/>
           <w:spacing w:val="12"/>
-          <w:sz w:val="19"/>
+          <w:sz w:val="22"/>
           <w:szCs w:val="19"/>
         </w:rPr>
         <w:t xml:space="preserve">Lesson 6-2  ·  Session 2  ·  Prerequisite Practice B  ·  Skill 1 of 2</w:t>
@@ -86,6 +86,7 @@
     </w:p>
     <w:p>
       <w:pPr>
+        <w:pStyle w:val="Heading1"/>
         <w:keepNext/>
         <w:spacing w:before="0" w:after="10" w:line="240" w:lineRule="auto"/>
       </w:pPr>
@@ -111,7 +112,7 @@
         <w:rPr>
           <w:rFonts w:ascii="Avenir Next" w:hAnsi="Avenir Next" w:cs="Avenir Next" w:eastAsia="Avenir Next"/>
           <w:color w:val="5A5F66"/>
-          <w:sz w:val="17"/>
+          <w:sz w:val="22"/>
           <w:szCs w:val="17"/>
         </w:rPr>
         <w:t xml:space="preserve">Builds on Lesson 6-2 Session 1 · 6.NS.A.1</w:t>
@@ -154,6 +155,7 @@
           </w:tcPr>
           <w:p>
             <w:pPr>
+              <w:pStyle w:val="Heading2"/>
               <w:spacing w:before="0" w:after="0" w:line="252" w:lineRule="auto"/>
             </w:pPr>
             <w:r>
@@ -183,7 +185,7 @@
               <w:rPr>
                 <w:rFonts w:ascii="Avenir Next" w:hAnsi="Avenir Next" w:cs="Avenir Next" w:eastAsia="Avenir Next"/>
                 <w:color w:val="1A1A1A"/>
-                <w:sz w:val="20"/>
+                <w:sz w:val="22"/>
                 <w:szCs w:val="20"/>
               </w:rPr>
               <w:t xml:space="preserve">Once 4 1/2 ÷ 3/4 becomes 9/2 ÷ 3/4, you divide just like Session 1.</w:t>
@@ -203,6 +205,7 @@
           </w:tcPr>
           <w:p>
             <w:pPr>
+              <w:pStyle w:val="Heading2"/>
               <w:spacing w:before="0" w:after="0" w:line="252" w:lineRule="auto"/>
             </w:pPr>
             <w:r>
@@ -232,7 +235,7 @@
               <w:rPr>
                 <w:rFonts w:ascii="Avenir Next" w:hAnsi="Avenir Next" w:cs="Avenir Next" w:eastAsia="Avenir Next"/>
                 <w:color w:val="1A1A1A"/>
-                <w:sz w:val="20"/>
+                <w:sz w:val="22"/>
                 <w:szCs w:val="20"/>
               </w:rPr>
               <w:t xml:space="preserve">Divide two fractions with Keep, Change, Flip, like 9/2 ÷ 3/4.  </w:t>
@@ -242,7 +245,7 @@
                 <w:rFonts w:ascii="Avenir Next" w:hAnsi="Avenir Next" w:cs="Avenir Next" w:eastAsia="Avenir Next"/>
                 <w:b/>
                 <w:color w:val="1A1A1A"/>
-                <w:sz w:val="20"/>
+                <w:sz w:val="22"/>
                 <w:szCs w:val="20"/>
               </w:rPr>
               <w:t xml:space="preserve">You will use it in Practice Form A, problems 2 and 3.</w:t>
@@ -253,6 +256,7 @@
     </w:tbl>
     <w:p>
       <w:pPr>
+        <w:pStyle w:val="Heading2"/>
         <w:keepNext/>
         <w:pBdr>
           <w:bottom w:val="single" w:sz="8" w:space="3" w:color="003A70"/>
@@ -268,7 +272,7 @@
           <w:b/>
           <w:color w:val="003A70"/>
           <w:spacing w:val="14"/>
-          <w:sz w:val="19"/>
+          <w:sz w:val="22"/>
           <w:szCs w:val="19"/>
         </w:rPr>
         <w:t xml:space="preserve">STEPS TO FOLLOW</w:t>
@@ -287,7 +291,7 @@
           <w:rFonts w:ascii="Avenir Next" w:hAnsi="Avenir Next" w:cs="Avenir Next" w:eastAsia="Avenir Next"/>
           <w:i/>
           <w:color w:val="5A5F66"/>
-          <w:sz w:val="17"/>
+          <w:sz w:val="22"/>
           <w:szCs w:val="17"/>
         </w:rPr>
         <w:t xml:space="preserve">use these same steps on every problem</w:t>
@@ -329,6 +333,7 @@
           </w:tcPr>
           <w:p>
             <w:pPr>
+              <w:pStyle w:val="Heading1"/>
               <w:spacing w:before="0" w:after="0" w:line="240" w:lineRule="auto"/>
               <w:jc w:val="center"/>
             </w:pPr>
@@ -358,7 +363,7 @@
                 <w:rFonts w:ascii="Avenir Next" w:hAnsi="Avenir Next" w:cs="Avenir Next" w:eastAsia="Avenir Next"/>
                 <w:b/>
                 <w:color w:val="1A1A1A"/>
-                <w:sz w:val="21"/>
+                <w:sz w:val="22"/>
                 <w:szCs w:val="21"/>
               </w:rPr>
               <w:t xml:space="preserve">Keep</w:t>
@@ -367,7 +372,7 @@
               <w:rPr>
                 <w:rFonts w:ascii="Avenir Next" w:hAnsi="Avenir Next" w:cs="Avenir Next" w:eastAsia="Avenir Next"/>
                 <w:color w:val="1A1A1A"/>
-                <w:sz w:val="21"/>
+                <w:sz w:val="22"/>
                 <w:szCs w:val="21"/>
               </w:rPr>
               <w:t xml:space="preserve"> the first fraction.</w:t>
@@ -386,6 +391,7 @@
           </w:tcPr>
           <w:p>
             <w:pPr>
+              <w:pStyle w:val="Heading1"/>
               <w:spacing w:before="0" w:after="0" w:line="240" w:lineRule="auto"/>
               <w:jc w:val="center"/>
             </w:pPr>
@@ -415,7 +421,7 @@
                 <w:rFonts w:ascii="Avenir Next" w:hAnsi="Avenir Next" w:cs="Avenir Next" w:eastAsia="Avenir Next"/>
                 <w:b/>
                 <w:color w:val="1A1A1A"/>
-                <w:sz w:val="21"/>
+                <w:sz w:val="22"/>
                 <w:szCs w:val="21"/>
               </w:rPr>
               <w:t xml:space="preserve">Change</w:t>
@@ -424,7 +430,7 @@
               <w:rPr>
                 <w:rFonts w:ascii="Avenir Next" w:hAnsi="Avenir Next" w:cs="Avenir Next" w:eastAsia="Avenir Next"/>
                 <w:color w:val="1A1A1A"/>
-                <w:sz w:val="21"/>
+                <w:sz w:val="22"/>
                 <w:szCs w:val="21"/>
               </w:rPr>
               <w:t xml:space="preserve"> ÷ to × and flip the second fraction.</w:t>
@@ -443,6 +449,7 @@
           </w:tcPr>
           <w:p>
             <w:pPr>
+              <w:pStyle w:val="Heading1"/>
               <w:spacing w:before="0" w:after="0" w:line="240" w:lineRule="auto"/>
               <w:jc w:val="center"/>
             </w:pPr>
@@ -472,7 +479,7 @@
                 <w:rFonts w:ascii="Avenir Next" w:hAnsi="Avenir Next" w:cs="Avenir Next" w:eastAsia="Avenir Next"/>
                 <w:b/>
                 <w:color w:val="1A1A1A"/>
-                <w:sz w:val="21"/>
+                <w:sz w:val="22"/>
                 <w:szCs w:val="21"/>
               </w:rPr>
               <w:t xml:space="preserve">Multiply</w:t>
@@ -481,7 +488,7 @@
               <w:rPr>
                 <w:rFonts w:ascii="Avenir Next" w:hAnsi="Avenir Next" w:cs="Avenir Next" w:eastAsia="Avenir Next"/>
                 <w:color w:val="1A1A1A"/>
-                <w:sz w:val="21"/>
+                <w:sz w:val="22"/>
                 <w:szCs w:val="21"/>
               </w:rPr>
               <w:t xml:space="preserve">. Then simplify.</w:t>
@@ -492,6 +499,7 @@
     </w:tbl>
     <w:p>
       <w:pPr>
+        <w:pStyle w:val="Heading2"/>
         <w:keepNext/>
         <w:pBdr>
           <w:bottom w:val="single" w:sz="8" w:space="3" w:color="003A70"/>
@@ -507,7 +515,7 @@
           <w:b/>
           <w:color w:val="003A70"/>
           <w:spacing w:val="14"/>
-          <w:sz w:val="19"/>
+          <w:sz w:val="22"/>
           <w:szCs w:val="19"/>
         </w:rPr>
         <w:t xml:space="preserve">WATCH ME</w:t>
@@ -526,7 +534,7 @@
           <w:rFonts w:ascii="Avenir Next" w:hAnsi="Avenir Next" w:cs="Avenir Next" w:eastAsia="Avenir Next"/>
           <w:i/>
           <w:color w:val="5A5F66"/>
-          <w:sz w:val="17"/>
+          <w:sz w:val="22"/>
           <w:szCs w:val="17"/>
         </w:rPr>
         <w:t xml:space="preserve">the steps in action</w:t>
@@ -541,7 +549,7 @@
           <w:rFonts w:ascii="Avenir Next" w:hAnsi="Avenir Next" w:cs="Avenir Next" w:eastAsia="Avenir Next"/>
           <w:b/>
           <w:color w:val="1A1A1A"/>
-          <w:sz w:val="21"/>
+          <w:sz w:val="22"/>
           <w:szCs w:val="21"/>
         </w:rPr>
         <w:t xml:space="preserve">Find 9/2 ÷ 3/4.</w:t>
@@ -560,25 +568,25 @@
           <w:rFonts w:ascii="Avenir Next" w:hAnsi="Avenir Next" w:cs="Avenir Next" w:eastAsia="Avenir Next"/>
           <w:b/>
           <w:color w:val="003A70"/>
+          <w:sz w:val="22"/>
+          <w:szCs w:val="19"/>
+        </w:rPr>
+        <w:t xml:space="preserve">Step 1</w:t>
+      </w:r>
+      <w:r>
+        <w:rPr>
+          <w:rFonts w:ascii="Avenir Next" w:hAnsi="Avenir Next" w:cs="Avenir Next" w:eastAsia="Avenir Next"/>
+          <w:color w:val="1A1A1A"/>
           <w:sz w:val="19"/>
           <w:szCs w:val="19"/>
         </w:rPr>
-        <w:t xml:space="preserve">Step 1</w:t>
-      </w:r>
-      <w:r>
-        <w:rPr>
-          <w:rFonts w:ascii="Avenir Next" w:hAnsi="Avenir Next" w:cs="Avenir Next" w:eastAsia="Avenir Next"/>
-          <w:color w:val="1A1A1A"/>
-          <w:sz w:val="19"/>
-          <w:szCs w:val="19"/>
-        </w:rPr>
         <w:tab/>
       </w:r>
       <w:r>
         <w:rPr>
           <w:rFonts w:ascii="Avenir Next" w:hAnsi="Avenir Next" w:cs="Avenir Next" w:eastAsia="Avenir Next"/>
           <w:color w:val="1A1A1A"/>
-          <w:sz w:val="21"/>
+          <w:sz w:val="22"/>
           <w:szCs w:val="21"/>
         </w:rPr>
         <w:t xml:space="preserve">Keep 9/2.</w:t>
@@ -597,25 +605,25 @@
           <w:rFonts w:ascii="Avenir Next" w:hAnsi="Avenir Next" w:cs="Avenir Next" w:eastAsia="Avenir Next"/>
           <w:b/>
           <w:color w:val="003A70"/>
+          <w:sz w:val="22"/>
+          <w:szCs w:val="19"/>
+        </w:rPr>
+        <w:t xml:space="preserve">Step 2</w:t>
+      </w:r>
+      <w:r>
+        <w:rPr>
+          <w:rFonts w:ascii="Avenir Next" w:hAnsi="Avenir Next" w:cs="Avenir Next" w:eastAsia="Avenir Next"/>
+          <w:color w:val="1A1A1A"/>
           <w:sz w:val="19"/>
           <w:szCs w:val="19"/>
         </w:rPr>
-        <w:t xml:space="preserve">Step 2</w:t>
-      </w:r>
-      <w:r>
-        <w:rPr>
-          <w:rFonts w:ascii="Avenir Next" w:hAnsi="Avenir Next" w:cs="Avenir Next" w:eastAsia="Avenir Next"/>
-          <w:color w:val="1A1A1A"/>
-          <w:sz w:val="19"/>
-          <w:szCs w:val="19"/>
-        </w:rPr>
         <w:tab/>
       </w:r>
       <w:r>
         <w:rPr>
           <w:rFonts w:ascii="Avenir Next" w:hAnsi="Avenir Next" w:cs="Avenir Next" w:eastAsia="Avenir Next"/>
           <w:color w:val="1A1A1A"/>
-          <w:sz w:val="21"/>
+          <w:sz w:val="22"/>
           <w:szCs w:val="21"/>
         </w:rPr>
         <w:t xml:space="preserve">Change to ×. Flip 3/4 to 4/3.</w:t>
@@ -634,25 +642,25 @@
           <w:rFonts w:ascii="Avenir Next" w:hAnsi="Avenir Next" w:cs="Avenir Next" w:eastAsia="Avenir Next"/>
           <w:b/>
           <w:color w:val="003A70"/>
+          <w:sz w:val="22"/>
+          <w:szCs w:val="19"/>
+        </w:rPr>
+        <w:t xml:space="preserve">Step 3</w:t>
+      </w:r>
+      <w:r>
+        <w:rPr>
+          <w:rFonts w:ascii="Avenir Next" w:hAnsi="Avenir Next" w:cs="Avenir Next" w:eastAsia="Avenir Next"/>
+          <w:color w:val="1A1A1A"/>
           <w:sz w:val="19"/>
           <w:szCs w:val="19"/>
         </w:rPr>
-        <w:t xml:space="preserve">Step 3</w:t>
-      </w:r>
-      <w:r>
-        <w:rPr>
-          <w:rFonts w:ascii="Avenir Next" w:hAnsi="Avenir Next" w:cs="Avenir Next" w:eastAsia="Avenir Next"/>
-          <w:color w:val="1A1A1A"/>
-          <w:sz w:val="19"/>
-          <w:szCs w:val="19"/>
-        </w:rPr>
         <w:tab/>
       </w:r>
       <w:r>
         <w:rPr>
           <w:rFonts w:ascii="Avenir Next" w:hAnsi="Avenir Next" w:cs="Avenir Next" w:eastAsia="Avenir Next"/>
           <w:color w:val="1A1A1A"/>
-          <w:sz w:val="21"/>
+          <w:sz w:val="22"/>
           <w:szCs w:val="21"/>
         </w:rPr>
         <w:t xml:space="preserve">9/2 × 4/3 = 36/6 = 6.</w:t>
@@ -671,18 +679,18 @@
           <w:rFonts w:ascii="Avenir Next" w:hAnsi="Avenir Next" w:cs="Avenir Next" w:eastAsia="Avenir Next"/>
           <w:b/>
           <w:color w:val="1A1A1A"/>
+          <w:sz w:val="22"/>
+          <w:szCs w:val="21"/>
+        </w:rPr>
+        <w:t xml:space="preserve">Answer</w:t>
+      </w:r>
+      <w:r>
+        <w:rPr>
+          <w:rFonts w:ascii="Avenir Next" w:hAnsi="Avenir Next" w:cs="Avenir Next" w:eastAsia="Avenir Next"/>
+          <w:color w:val="1A1A1A"/>
           <w:sz w:val="21"/>
           <w:szCs w:val="21"/>
         </w:rPr>
-        <w:t xml:space="preserve">Answer</w:t>
-      </w:r>
-      <w:r>
-        <w:rPr>
-          <w:rFonts w:ascii="Avenir Next" w:hAnsi="Avenir Next" w:cs="Avenir Next" w:eastAsia="Avenir Next"/>
-          <w:color w:val="1A1A1A"/>
-          <w:sz w:val="21"/>
-          <w:szCs w:val="21"/>
-        </w:rPr>
         <w:tab/>
       </w:r>
       <w:r>
@@ -690,7 +698,7 @@
           <w:rFonts w:ascii="Avenir Next" w:hAnsi="Avenir Next" w:cs="Avenir Next" w:eastAsia="Avenir Next"/>
           <w:b/>
           <w:color w:val="1A1A1A"/>
-          <w:sz w:val="21"/>
+          <w:sz w:val="22"/>
           <w:szCs w:val="21"/>
         </w:rPr>
         <w:t xml:space="preserve">6</w:t>
@@ -698,6 +706,7 @@
     </w:p>
     <w:p>
       <w:pPr>
+        <w:pStyle w:val="Heading2"/>
         <w:keepNext/>
         <w:pBdr>
           <w:bottom w:val="single" w:sz="8" w:space="3" w:color="003A70"/>
@@ -713,7 +722,7 @@
           <w:b/>
           <w:color w:val="003A70"/>
           <w:spacing w:val="14"/>
-          <w:sz w:val="19"/>
+          <w:sz w:val="22"/>
           <w:szCs w:val="19"/>
         </w:rPr>
         <w:t xml:space="preserve">TRY IT WITH HELP</w:t>
@@ -732,7 +741,7 @@
           <w:rFonts w:ascii="Avenir Next" w:hAnsi="Avenir Next" w:cs="Avenir Next" w:eastAsia="Avenir Next"/>
           <w:i/>
           <w:color w:val="5A5F66"/>
-          <w:sz w:val="17"/>
+          <w:sz w:val="22"/>
           <w:szCs w:val="17"/>
         </w:rPr>
         <w:t xml:space="preserve">fill in each step</w:t>
@@ -790,25 +799,25 @@
           <w:rFonts w:ascii="Avenir Next" w:hAnsi="Avenir Next" w:cs="Avenir Next" w:eastAsia="Avenir Next"/>
           <w:b/>
           <w:color w:val="003A70"/>
+          <w:sz w:val="22"/>
+          <w:szCs w:val="18"/>
+        </w:rPr>
+        <w:t xml:space="preserve">Step 1</w:t>
+      </w:r>
+      <w:r>
+        <w:rPr>
+          <w:rFonts w:ascii="Avenir Next" w:hAnsi="Avenir Next" w:cs="Avenir Next" w:eastAsia="Avenir Next"/>
+          <w:color w:val="1A1A1A"/>
           <w:sz w:val="18"/>
           <w:szCs w:val="18"/>
         </w:rPr>
-        <w:t xml:space="preserve">Step 1</w:t>
-      </w:r>
-      <w:r>
-        <w:rPr>
-          <w:rFonts w:ascii="Avenir Next" w:hAnsi="Avenir Next" w:cs="Avenir Next" w:eastAsia="Avenir Next"/>
-          <w:color w:val="1A1A1A"/>
-          <w:sz w:val="18"/>
-          <w:szCs w:val="18"/>
-        </w:rPr>
         <w:tab/>
       </w:r>
       <w:r>
         <w:rPr>
           <w:rFonts w:ascii="Avenir Next" w:hAnsi="Avenir Next" w:cs="Avenir Next" w:eastAsia="Avenir Next"/>
           <w:color w:val="1A1A1A"/>
-          <w:sz w:val="21"/>
+          <w:sz w:val="22"/>
           <w:szCs w:val="21"/>
         </w:rPr>
         <w:t xml:space="preserve">Keep </w:t>
@@ -838,25 +847,25 @@
           <w:rFonts w:ascii="Avenir Next" w:hAnsi="Avenir Next" w:cs="Avenir Next" w:eastAsia="Avenir Next"/>
           <w:b/>
           <w:color w:val="003A70"/>
+          <w:sz w:val="22"/>
+          <w:szCs w:val="18"/>
+        </w:rPr>
+        <w:t xml:space="preserve">Step 2</w:t>
+      </w:r>
+      <w:r>
+        <w:rPr>
+          <w:rFonts w:ascii="Avenir Next" w:hAnsi="Avenir Next" w:cs="Avenir Next" w:eastAsia="Avenir Next"/>
+          <w:color w:val="1A1A1A"/>
           <w:sz w:val="18"/>
           <w:szCs w:val="18"/>
         </w:rPr>
-        <w:t xml:space="preserve">Step 2</w:t>
-      </w:r>
-      <w:r>
-        <w:rPr>
-          <w:rFonts w:ascii="Avenir Next" w:hAnsi="Avenir Next" w:cs="Avenir Next" w:eastAsia="Avenir Next"/>
-          <w:color w:val="1A1A1A"/>
-          <w:sz w:val="18"/>
-          <w:szCs w:val="18"/>
-        </w:rPr>
         <w:tab/>
       </w:r>
       <w:r>
         <w:rPr>
           <w:rFonts w:ascii="Avenir Next" w:hAnsi="Avenir Next" w:cs="Avenir Next" w:eastAsia="Avenir Next"/>
           <w:color w:val="1A1A1A"/>
-          <w:sz w:val="21"/>
+          <w:sz w:val="22"/>
           <w:szCs w:val="21"/>
         </w:rPr>
         <w:t xml:space="preserve">Change to ×. Flip 5/4 to </w:t>
@@ -886,35 +895,35 @@
           <w:rFonts w:ascii="Avenir Next" w:hAnsi="Avenir Next" w:cs="Avenir Next" w:eastAsia="Avenir Next"/>
           <w:b/>
           <w:color w:val="003A70"/>
+          <w:sz w:val="22"/>
+          <w:szCs w:val="18"/>
+        </w:rPr>
+        <w:t xml:space="preserve">Step 3</w:t>
+      </w:r>
+      <w:r>
+        <w:rPr>
+          <w:rFonts w:ascii="Avenir Next" w:hAnsi="Avenir Next" w:cs="Avenir Next" w:eastAsia="Avenir Next"/>
+          <w:color w:val="1A1A1A"/>
           <w:sz w:val="18"/>
           <w:szCs w:val="18"/>
         </w:rPr>
-        <w:t xml:space="preserve">Step 3</w:t>
-      </w:r>
-      <w:r>
-        <w:rPr>
-          <w:rFonts w:ascii="Avenir Next" w:hAnsi="Avenir Next" w:cs="Avenir Next" w:eastAsia="Avenir Next"/>
-          <w:color w:val="1A1A1A"/>
-          <w:sz w:val="18"/>
-          <w:szCs w:val="18"/>
-        </w:rPr>
         <w:tab/>
       </w:r>
       <w:r>
         <w:rPr>
           <w:rFonts w:ascii="Avenir Next" w:hAnsi="Avenir Next" w:cs="Avenir Next" w:eastAsia="Avenir Next"/>
           <w:color w:val="1A1A1A"/>
+          <w:sz w:val="22"/>
+          <w:szCs w:val="21"/>
+        </w:rPr>
+        <w:t xml:space="preserve">15/4 × 4/5 = 60/</w:t>
+      </w:r>
+      <w:r>
+        <w:rPr>
+          <w:rFonts w:ascii="Avenir Next" w:hAnsi="Avenir Next" w:cs="Avenir Next" w:eastAsia="Avenir Next"/>
+          <w:color w:val="1A1A1A"/>
           <w:sz w:val="21"/>
           <w:szCs w:val="21"/>
-        </w:rPr>
-        <w:t xml:space="preserve">15/4 × 4/5 = 60/</w:t>
-      </w:r>
-      <w:r>
-        <w:rPr>
-          <w:rFonts w:ascii="Avenir Next" w:hAnsi="Avenir Next" w:cs="Avenir Next" w:eastAsia="Avenir Next"/>
-          <w:color w:val="1A1A1A"/>
-          <w:sz w:val="21"/>
-          <w:szCs w:val="21"/>
           <w:u w:val="single"/>
         </w:rPr>
         <w:t xml:space="preserve">                </w:t>
@@ -923,7 +932,7 @@
         <w:rPr>
           <w:rFonts w:ascii="Avenir Next" w:hAnsi="Avenir Next" w:cs="Avenir Next" w:eastAsia="Avenir Next"/>
           <w:color w:val="1A1A1A"/>
-          <w:sz w:val="21"/>
+          <w:sz w:val="22"/>
           <w:szCs w:val="21"/>
         </w:rPr>
         <w:t xml:space="preserve"> = </w:t>
@@ -996,25 +1005,25 @@
           <w:rFonts w:ascii="Avenir Next" w:hAnsi="Avenir Next" w:cs="Avenir Next" w:eastAsia="Avenir Next"/>
           <w:b/>
           <w:color w:val="003A70"/>
+          <w:sz w:val="22"/>
+          <w:szCs w:val="18"/>
+        </w:rPr>
+        <w:t xml:space="preserve">Step 1</w:t>
+      </w:r>
+      <w:r>
+        <w:rPr>
+          <w:rFonts w:ascii="Avenir Next" w:hAnsi="Avenir Next" w:cs="Avenir Next" w:eastAsia="Avenir Next"/>
+          <w:color w:val="1A1A1A"/>
           <w:sz w:val="18"/>
           <w:szCs w:val="18"/>
         </w:rPr>
-        <w:t xml:space="preserve">Step 1</w:t>
-      </w:r>
-      <w:r>
-        <w:rPr>
-          <w:rFonts w:ascii="Avenir Next" w:hAnsi="Avenir Next" w:cs="Avenir Next" w:eastAsia="Avenir Next"/>
-          <w:color w:val="1A1A1A"/>
-          <w:sz w:val="18"/>
-          <w:szCs w:val="18"/>
-        </w:rPr>
         <w:tab/>
       </w:r>
       <w:r>
         <w:rPr>
           <w:rFonts w:ascii="Avenir Next" w:hAnsi="Avenir Next" w:cs="Avenir Next" w:eastAsia="Avenir Next"/>
           <w:color w:val="1A1A1A"/>
-          <w:sz w:val="21"/>
+          <w:sz w:val="22"/>
           <w:szCs w:val="21"/>
         </w:rPr>
         <w:t xml:space="preserve">Keep </w:t>
@@ -1044,25 +1053,25 @@
           <w:rFonts w:ascii="Avenir Next" w:hAnsi="Avenir Next" w:cs="Avenir Next" w:eastAsia="Avenir Next"/>
           <w:b/>
           <w:color w:val="003A70"/>
+          <w:sz w:val="22"/>
+          <w:szCs w:val="18"/>
+        </w:rPr>
+        <w:t xml:space="preserve">Step 2</w:t>
+      </w:r>
+      <w:r>
+        <w:rPr>
+          <w:rFonts w:ascii="Avenir Next" w:hAnsi="Avenir Next" w:cs="Avenir Next" w:eastAsia="Avenir Next"/>
+          <w:color w:val="1A1A1A"/>
           <w:sz w:val="18"/>
           <w:szCs w:val="18"/>
         </w:rPr>
-        <w:t xml:space="preserve">Step 2</w:t>
-      </w:r>
-      <w:r>
-        <w:rPr>
-          <w:rFonts w:ascii="Avenir Next" w:hAnsi="Avenir Next" w:cs="Avenir Next" w:eastAsia="Avenir Next"/>
-          <w:color w:val="1A1A1A"/>
-          <w:sz w:val="18"/>
-          <w:szCs w:val="18"/>
-        </w:rPr>
         <w:tab/>
       </w:r>
       <w:r>
         <w:rPr>
           <w:rFonts w:ascii="Avenir Next" w:hAnsi="Avenir Next" w:cs="Avenir Next" w:eastAsia="Avenir Next"/>
           <w:color w:val="1A1A1A"/>
-          <w:sz w:val="21"/>
+          <w:sz w:val="22"/>
           <w:szCs w:val="21"/>
         </w:rPr>
         <w:t xml:space="preserve">Change to ×. Flip 1/3 to </w:t>
@@ -1092,28 +1101,47 @@
           <w:rFonts w:ascii="Avenir Next" w:hAnsi="Avenir Next" w:cs="Avenir Next" w:eastAsia="Avenir Next"/>
           <w:b/>
           <w:color w:val="003A70"/>
+          <w:sz w:val="22"/>
+          <w:szCs w:val="18"/>
+        </w:rPr>
+        <w:t xml:space="preserve">Step 3</w:t>
+      </w:r>
+      <w:r>
+        <w:rPr>
+          <w:rFonts w:ascii="Avenir Next" w:hAnsi="Avenir Next" w:cs="Avenir Next" w:eastAsia="Avenir Next"/>
+          <w:color w:val="1A1A1A"/>
           <w:sz w:val="18"/>
           <w:szCs w:val="18"/>
         </w:rPr>
-        <w:t xml:space="preserve">Step 3</w:t>
-      </w:r>
-      <w:r>
-        <w:rPr>
-          <w:rFonts w:ascii="Avenir Next" w:hAnsi="Avenir Next" w:cs="Avenir Next" w:eastAsia="Avenir Next"/>
-          <w:color w:val="1A1A1A"/>
-          <w:sz w:val="18"/>
-          <w:szCs w:val="18"/>
-        </w:rPr>
         <w:tab/>
       </w:r>
       <w:r>
         <w:rPr>
           <w:rFonts w:ascii="Avenir Next" w:hAnsi="Avenir Next" w:cs="Avenir Next" w:eastAsia="Avenir Next"/>
           <w:color w:val="1A1A1A"/>
+          <w:sz w:val="22"/>
+          <w:szCs w:val="21"/>
+        </w:rPr>
+        <w:t xml:space="preserve">5/2 × 3 = </w:t>
+      </w:r>
+      <w:r>
+        <w:rPr>
+          <w:rFonts w:ascii="Avenir Next" w:hAnsi="Avenir Next" w:cs="Avenir Next" w:eastAsia="Avenir Next"/>
+          <w:color w:val="1A1A1A"/>
           <w:sz w:val="21"/>
           <w:szCs w:val="21"/>
-        </w:rPr>
-        <w:t xml:space="preserve">5/2 × 3 = </w:t>
+          <w:u w:val="single"/>
+        </w:rPr>
+        <w:t xml:space="preserve">                </w:t>
+      </w:r>
+      <w:r>
+        <w:rPr>
+          <w:rFonts w:ascii="Avenir Next" w:hAnsi="Avenir Next" w:cs="Avenir Next" w:eastAsia="Avenir Next"/>
+          <w:color w:val="1A1A1A"/>
+          <w:sz w:val="22"/>
+          <w:szCs w:val="21"/>
+        </w:rPr>
+        <w:t xml:space="preserve">/2 = </w:t>
       </w:r>
       <w:r>
         <w:rPr>
@@ -1125,25 +1153,6 @@
         </w:rPr>
         <w:t xml:space="preserve">                </w:t>
       </w:r>
-      <w:r>
-        <w:rPr>
-          <w:rFonts w:ascii="Avenir Next" w:hAnsi="Avenir Next" w:cs="Avenir Next" w:eastAsia="Avenir Next"/>
-          <w:color w:val="1A1A1A"/>
-          <w:sz w:val="21"/>
-          <w:szCs w:val="21"/>
-        </w:rPr>
-        <w:t xml:space="preserve">/2 = </w:t>
-      </w:r>
-      <w:r>
-        <w:rPr>
-          <w:rFonts w:ascii="Avenir Next" w:hAnsi="Avenir Next" w:cs="Avenir Next" w:eastAsia="Avenir Next"/>
-          <w:color w:val="1A1A1A"/>
-          <w:sz w:val="21"/>
-          <w:szCs w:val="21"/>
-          <w:u w:val="single"/>
-        </w:rPr>
-        <w:t xml:space="preserve">                </w:t>
-      </w:r>
     </w:p>
     <w:p>
       <w:pPr>
@@ -1152,6 +1161,7 @@
     </w:p>
     <w:p>
       <w:pPr>
+        <w:pStyle w:val="Heading2"/>
         <w:keepNext/>
         <w:pBdr>
           <w:bottom w:val="single" w:sz="8" w:space="3" w:color="003A70"/>
@@ -1167,7 +1177,7 @@
           <w:b/>
           <w:color w:val="003A70"/>
           <w:spacing w:val="14"/>
-          <w:sz w:val="19"/>
+          <w:sz w:val="22"/>
           <w:szCs w:val="19"/>
         </w:rPr>
         <w:t xml:space="preserve">YOUR TURN</w:t>
@@ -1186,7 +1196,7 @@
           <w:rFonts w:ascii="Avenir Next" w:hAnsi="Avenir Next" w:cs="Avenir Next" w:eastAsia="Avenir Next"/>
           <w:i/>
           <w:color w:val="5A5F66"/>
-          <w:sz w:val="17"/>
+          <w:sz w:val="22"/>
           <w:szCs w:val="17"/>
         </w:rPr>
         <w:t xml:space="preserve">use the steps on your own</w:t>
@@ -1706,7 +1716,7 @@
           <w:caps/>
           <w:color w:val="003A70"/>
           <w:spacing w:val="12"/>
-          <w:sz w:val="19"/>
+          <w:sz w:val="22"/>
           <w:szCs w:val="19"/>
         </w:rPr>
         <w:t xml:space="preserve">Lesson 6-2  ·  Session 2  ·  Prerequisite Practice B  ·  Skill 2 of 2</w:t>
@@ -1714,6 +1724,7 @@
     </w:p>
     <w:p>
       <w:pPr>
+        <w:pStyle w:val="Heading1"/>
         <w:keepNext/>
         <w:spacing w:before="0" w:after="10" w:line="240" w:lineRule="auto"/>
       </w:pPr>
@@ -1739,7 +1750,7 @@
         <w:rPr>
           <w:rFonts w:ascii="Avenir Next" w:hAnsi="Avenir Next" w:cs="Avenir Next" w:eastAsia="Avenir Next"/>
           <w:color w:val="5A5F66"/>
-          <w:sz w:val="17"/>
+          <w:sz w:val="22"/>
           <w:szCs w:val="17"/>
         </w:rPr>
         <w:t xml:space="preserve">Builds on Grade 5 · 5.NF.B.4</w:t>
@@ -1782,6 +1793,7 @@
           </w:tcPr>
           <w:p>
             <w:pPr>
+              <w:pStyle w:val="Heading2"/>
               <w:spacing w:before="0" w:after="0" w:line="252" w:lineRule="auto"/>
             </w:pPr>
             <w:r>
@@ -1811,7 +1823,7 @@
               <w:rPr>
                 <w:rFonts w:ascii="Avenir Next" w:hAnsi="Avenir Next" w:cs="Avenir Next" w:eastAsia="Avenir Next"/>
                 <w:color w:val="1A1A1A"/>
-                <w:sz w:val="20"/>
+                <w:sz w:val="22"/>
                 <w:szCs w:val="20"/>
               </w:rPr>
               <w:t xml:space="preserve">You will find 11 1/4 ÷ 2 1/4. It becomes 45/4 × 4/9.</w:t>
@@ -1831,6 +1843,7 @@
           </w:tcPr>
           <w:p>
             <w:pPr>
+              <w:pStyle w:val="Heading2"/>
               <w:spacing w:before="0" w:after="0" w:line="252" w:lineRule="auto"/>
             </w:pPr>
             <w:r>
@@ -1860,7 +1873,7 @@
               <w:rPr>
                 <w:rFonts w:ascii="Avenir Next" w:hAnsi="Avenir Next" w:cs="Avenir Next" w:eastAsia="Avenir Next"/>
                 <w:color w:val="1A1A1A"/>
-                <w:sz w:val="20"/>
+                <w:sz w:val="22"/>
                 <w:szCs w:val="20"/>
               </w:rPr>
               <w:t xml:space="preserve">Divide out common factors before you multiply, like 45/4 × 4/9.  </w:t>
@@ -1870,7 +1883,7 @@
                 <w:rFonts w:ascii="Avenir Next" w:hAnsi="Avenir Next" w:cs="Avenir Next" w:eastAsia="Avenir Next"/>
                 <w:b/>
                 <w:color w:val="1A1A1A"/>
-                <w:sz w:val="20"/>
+                <w:sz w:val="22"/>
                 <w:szCs w:val="20"/>
               </w:rPr>
               <w:t xml:space="preserve">You will use it in Practice Form A, problems 1 and 4.</w:t>
@@ -1881,6 +1894,7 @@
     </w:tbl>
     <w:p>
       <w:pPr>
+        <w:pStyle w:val="Heading2"/>
         <w:keepNext/>
         <w:pBdr>
           <w:bottom w:val="single" w:sz="8" w:space="3" w:color="003A70"/>
@@ -1896,7 +1910,7 @@
           <w:b/>
           <w:color w:val="003A70"/>
           <w:spacing w:val="14"/>
-          <w:sz w:val="19"/>
+          <w:sz w:val="22"/>
           <w:szCs w:val="19"/>
         </w:rPr>
         <w:t xml:space="preserve">STEPS TO FOLLOW</w:t>
@@ -1915,7 +1929,7 @@
           <w:rFonts w:ascii="Avenir Next" w:hAnsi="Avenir Next" w:cs="Avenir Next" w:eastAsia="Avenir Next"/>
           <w:i/>
           <w:color w:val="5A5F66"/>
-          <w:sz w:val="17"/>
+          <w:sz w:val="22"/>
           <w:szCs w:val="17"/>
         </w:rPr>
         <w:t xml:space="preserve">use these same steps on every problem</w:t>
@@ -1957,6 +1971,7 @@
           </w:tcPr>
           <w:p>
             <w:pPr>
+              <w:pStyle w:val="Heading1"/>
               <w:spacing w:before="0" w:after="0" w:line="240" w:lineRule="auto"/>
               <w:jc w:val="center"/>
             </w:pPr>
@@ -1985,7 +2000,7 @@
               <w:rPr>
                 <w:rFonts w:ascii="Avenir Next" w:hAnsi="Avenir Next" w:cs="Avenir Next" w:eastAsia="Avenir Next"/>
                 <w:color w:val="1A1A1A"/>
-                <w:sz w:val="21"/>
+                <w:sz w:val="22"/>
                 <w:szCs w:val="21"/>
               </w:rPr>
               <w:t xml:space="preserve">Find a top and a bottom with a </w:t>
@@ -1995,7 +2010,7 @@
                 <w:rFonts w:ascii="Avenir Next" w:hAnsi="Avenir Next" w:cs="Avenir Next" w:eastAsia="Avenir Next"/>
                 <w:b/>
                 <w:color w:val="1A1A1A"/>
-                <w:sz w:val="21"/>
+                <w:sz w:val="22"/>
                 <w:szCs w:val="21"/>
               </w:rPr>
               <w:t xml:space="preserve">common factor</w:t>
@@ -2004,7 +2019,7 @@
               <w:rPr>
                 <w:rFonts w:ascii="Avenir Next" w:hAnsi="Avenir Next" w:cs="Avenir Next" w:eastAsia="Avenir Next"/>
                 <w:color w:val="1A1A1A"/>
-                <w:sz w:val="21"/>
+                <w:sz w:val="22"/>
                 <w:szCs w:val="21"/>
               </w:rPr>
               <w:t xml:space="preserve">.</w:t>
@@ -2023,6 +2038,7 @@
           </w:tcPr>
           <w:p>
             <w:pPr>
+              <w:pStyle w:val="Heading1"/>
               <w:spacing w:before="0" w:after="0" w:line="240" w:lineRule="auto"/>
               <w:jc w:val="center"/>
             </w:pPr>
@@ -2052,7 +2068,7 @@
                 <w:rFonts w:ascii="Avenir Next" w:hAnsi="Avenir Next" w:cs="Avenir Next" w:eastAsia="Avenir Next"/>
                 <w:b/>
                 <w:color w:val="1A1A1A"/>
-                <w:sz w:val="21"/>
+                <w:sz w:val="22"/>
                 <w:szCs w:val="21"/>
               </w:rPr>
               <w:t xml:space="preserve">Divide</w:t>
@@ -2061,7 +2077,7 @@
               <w:rPr>
                 <w:rFonts w:ascii="Avenir Next" w:hAnsi="Avenir Next" w:cs="Avenir Next" w:eastAsia="Avenir Next"/>
                 <w:color w:val="1A1A1A"/>
-                <w:sz w:val="21"/>
+                <w:sz w:val="22"/>
                 <w:szCs w:val="21"/>
               </w:rPr>
               <w:t xml:space="preserve"> both by that factor. Cross them out.</w:t>
@@ -2080,6 +2096,7 @@
           </w:tcPr>
           <w:p>
             <w:pPr>
+              <w:pStyle w:val="Heading1"/>
               <w:spacing w:before="0" w:after="0" w:line="240" w:lineRule="auto"/>
               <w:jc w:val="center"/>
             </w:pPr>
@@ -2109,7 +2126,7 @@
                 <w:rFonts w:ascii="Avenir Next" w:hAnsi="Avenir Next" w:cs="Avenir Next" w:eastAsia="Avenir Next"/>
                 <w:b/>
                 <w:color w:val="1A1A1A"/>
-                <w:sz w:val="21"/>
+                <w:sz w:val="22"/>
                 <w:szCs w:val="21"/>
               </w:rPr>
               <w:t xml:space="preserve">Multiply</w:t>
@@ -2118,7 +2135,7 @@
               <w:rPr>
                 <w:rFonts w:ascii="Avenir Next" w:hAnsi="Avenir Next" w:cs="Avenir Next" w:eastAsia="Avenir Next"/>
                 <w:color w:val="1A1A1A"/>
-                <w:sz w:val="21"/>
+                <w:sz w:val="22"/>
                 <w:szCs w:val="21"/>
               </w:rPr>
               <w:t xml:space="preserve"> what is left.</w:t>
@@ -2129,6 +2146,7 @@
     </w:tbl>
     <w:p>
       <w:pPr>
+        <w:pStyle w:val="Heading2"/>
         <w:keepNext/>
         <w:pBdr>
           <w:bottom w:val="single" w:sz="8" w:space="3" w:color="003A70"/>
@@ -2144,7 +2162,7 @@
           <w:b/>
           <w:color w:val="003A70"/>
           <w:spacing w:val="14"/>
-          <w:sz w:val="19"/>
+          <w:sz w:val="22"/>
           <w:szCs w:val="19"/>
         </w:rPr>
         <w:t xml:space="preserve">WATCH ME</w:t>
@@ -2163,7 +2181,7 @@
           <w:rFonts w:ascii="Avenir Next" w:hAnsi="Avenir Next" w:cs="Avenir Next" w:eastAsia="Avenir Next"/>
           <w:i/>
           <w:color w:val="5A5F66"/>
-          <w:sz w:val="17"/>
+          <w:sz w:val="22"/>
           <w:szCs w:val="17"/>
         </w:rPr>
         <w:t xml:space="preserve">the steps in action</w:t>
@@ -2178,7 +2196,7 @@
           <w:rFonts w:ascii="Avenir Next" w:hAnsi="Avenir Next" w:cs="Avenir Next" w:eastAsia="Avenir Next"/>
           <w:b/>
           <w:color w:val="1A1A1A"/>
-          <w:sz w:val="21"/>
+          <w:sz w:val="22"/>
           <w:szCs w:val="21"/>
         </w:rPr>
         <w:t xml:space="preserve">Find 45/4 × 4/9.</w:t>
@@ -2197,25 +2215,25 @@
           <w:rFonts w:ascii="Avenir Next" w:hAnsi="Avenir Next" w:cs="Avenir Next" w:eastAsia="Avenir Next"/>
           <w:b/>
           <w:color w:val="003A70"/>
+          <w:sz w:val="22"/>
+          <w:szCs w:val="19"/>
+        </w:rPr>
+        <w:t xml:space="preserve">Step 1</w:t>
+      </w:r>
+      <w:r>
+        <w:rPr>
+          <w:rFonts w:ascii="Avenir Next" w:hAnsi="Avenir Next" w:cs="Avenir Next" w:eastAsia="Avenir Next"/>
+          <w:color w:val="1A1A1A"/>
           <w:sz w:val="19"/>
           <w:szCs w:val="19"/>
         </w:rPr>
-        <w:t xml:space="preserve">Step 1</w:t>
-      </w:r>
-      <w:r>
-        <w:rPr>
-          <w:rFonts w:ascii="Avenir Next" w:hAnsi="Avenir Next" w:cs="Avenir Next" w:eastAsia="Avenir Next"/>
-          <w:color w:val="1A1A1A"/>
-          <w:sz w:val="19"/>
-          <w:szCs w:val="19"/>
-        </w:rPr>
         <w:tab/>
       </w:r>
       <w:r>
         <w:rPr>
           <w:rFonts w:ascii="Avenir Next" w:hAnsi="Avenir Next" w:cs="Avenir Next" w:eastAsia="Avenir Next"/>
           <w:color w:val="1A1A1A"/>
-          <w:sz w:val="21"/>
+          <w:sz w:val="22"/>
           <w:szCs w:val="21"/>
         </w:rPr>
         <w:t xml:space="preserve">4 and 4 share 4. 45 and 9 share 9.</w:t>
@@ -2234,25 +2252,25 @@
           <w:rFonts w:ascii="Avenir Next" w:hAnsi="Avenir Next" w:cs="Avenir Next" w:eastAsia="Avenir Next"/>
           <w:b/>
           <w:color w:val="003A70"/>
+          <w:sz w:val="22"/>
+          <w:szCs w:val="19"/>
+        </w:rPr>
+        <w:t xml:space="preserve">Step 2</w:t>
+      </w:r>
+      <w:r>
+        <w:rPr>
+          <w:rFonts w:ascii="Avenir Next" w:hAnsi="Avenir Next" w:cs="Avenir Next" w:eastAsia="Avenir Next"/>
+          <w:color w:val="1A1A1A"/>
           <w:sz w:val="19"/>
           <w:szCs w:val="19"/>
         </w:rPr>
-        <w:t xml:space="preserve">Step 2</w:t>
-      </w:r>
-      <w:r>
-        <w:rPr>
-          <w:rFonts w:ascii="Avenir Next" w:hAnsi="Avenir Next" w:cs="Avenir Next" w:eastAsia="Avenir Next"/>
-          <w:color w:val="1A1A1A"/>
-          <w:sz w:val="19"/>
-          <w:szCs w:val="19"/>
-        </w:rPr>
         <w:tab/>
       </w:r>
       <w:r>
         <w:rPr>
           <w:rFonts w:ascii="Avenir Next" w:hAnsi="Avenir Next" w:cs="Avenir Next" w:eastAsia="Avenir Next"/>
           <w:color w:val="1A1A1A"/>
-          <w:sz w:val="21"/>
+          <w:sz w:val="22"/>
           <w:szCs w:val="21"/>
         </w:rPr>
         <w:t xml:space="preserve">4 ÷ 4 = 1 and 4 ÷ 4 = 1. 45 ÷ 9 = 5 and 9 ÷ 9 = 1.</w:t>
@@ -2271,25 +2289,25 @@
           <w:rFonts w:ascii="Avenir Next" w:hAnsi="Avenir Next" w:cs="Avenir Next" w:eastAsia="Avenir Next"/>
           <w:b/>
           <w:color w:val="003A70"/>
+          <w:sz w:val="22"/>
+          <w:szCs w:val="19"/>
+        </w:rPr>
+        <w:t xml:space="preserve">Step 3</w:t>
+      </w:r>
+      <w:r>
+        <w:rPr>
+          <w:rFonts w:ascii="Avenir Next" w:hAnsi="Avenir Next" w:cs="Avenir Next" w:eastAsia="Avenir Next"/>
+          <w:color w:val="1A1A1A"/>
           <w:sz w:val="19"/>
           <w:szCs w:val="19"/>
         </w:rPr>
-        <w:t xml:space="preserve">Step 3</w:t>
-      </w:r>
-      <w:r>
-        <w:rPr>
-          <w:rFonts w:ascii="Avenir Next" w:hAnsi="Avenir Next" w:cs="Avenir Next" w:eastAsia="Avenir Next"/>
-          <w:color w:val="1A1A1A"/>
-          <w:sz w:val="19"/>
-          <w:szCs w:val="19"/>
-        </w:rPr>
         <w:tab/>
       </w:r>
       <w:r>
         <w:rPr>
           <w:rFonts w:ascii="Avenir Next" w:hAnsi="Avenir Next" w:cs="Avenir Next" w:eastAsia="Avenir Next"/>
           <w:color w:val="1A1A1A"/>
-          <w:sz w:val="21"/>
+          <w:sz w:val="22"/>
           <w:szCs w:val="21"/>
         </w:rPr>
         <w:t xml:space="preserve">5/1 × 1/1 = 5.</w:t>
@@ -2308,18 +2326,18 @@
           <w:rFonts w:ascii="Avenir Next" w:hAnsi="Avenir Next" w:cs="Avenir Next" w:eastAsia="Avenir Next"/>
           <w:b/>
           <w:color w:val="1A1A1A"/>
+          <w:sz w:val="22"/>
+          <w:szCs w:val="21"/>
+        </w:rPr>
+        <w:t xml:space="preserve">Answer</w:t>
+      </w:r>
+      <w:r>
+        <w:rPr>
+          <w:rFonts w:ascii="Avenir Next" w:hAnsi="Avenir Next" w:cs="Avenir Next" w:eastAsia="Avenir Next"/>
+          <w:color w:val="1A1A1A"/>
           <w:sz w:val="21"/>
           <w:szCs w:val="21"/>
         </w:rPr>
-        <w:t xml:space="preserve">Answer</w:t>
-      </w:r>
-      <w:r>
-        <w:rPr>
-          <w:rFonts w:ascii="Avenir Next" w:hAnsi="Avenir Next" w:cs="Avenir Next" w:eastAsia="Avenir Next"/>
-          <w:color w:val="1A1A1A"/>
-          <w:sz w:val="21"/>
-          <w:szCs w:val="21"/>
-        </w:rPr>
         <w:tab/>
       </w:r>
       <w:r>
@@ -2327,7 +2345,7 @@
           <w:rFonts w:ascii="Avenir Next" w:hAnsi="Avenir Next" w:cs="Avenir Next" w:eastAsia="Avenir Next"/>
           <w:b/>
           <w:color w:val="1A1A1A"/>
-          <w:sz w:val="21"/>
+          <w:sz w:val="22"/>
           <w:szCs w:val="21"/>
         </w:rPr>
         <w:t xml:space="preserve">5</w:t>
@@ -2335,6 +2353,7 @@
     </w:p>
     <w:p>
       <w:pPr>
+        <w:pStyle w:val="Heading2"/>
         <w:keepNext/>
         <w:pBdr>
           <w:bottom w:val="single" w:sz="8" w:space="3" w:color="003A70"/>
@@ -2350,7 +2369,7 @@
           <w:b/>
           <w:color w:val="003A70"/>
           <w:spacing w:val="14"/>
-          <w:sz w:val="19"/>
+          <w:sz w:val="22"/>
           <w:szCs w:val="19"/>
         </w:rPr>
         <w:t xml:space="preserve">TRY IT WITH HELP</w:t>
@@ -2369,7 +2388,7 @@
           <w:rFonts w:ascii="Avenir Next" w:hAnsi="Avenir Next" w:cs="Avenir Next" w:eastAsia="Avenir Next"/>
           <w:i/>
           <w:color w:val="5A5F66"/>
-          <w:sz w:val="17"/>
+          <w:sz w:val="22"/>
           <w:szCs w:val="17"/>
         </w:rPr>
         <w:t xml:space="preserve">fill in each step</w:t>
@@ -2427,28 +2446,47 @@
           <w:rFonts w:ascii="Avenir Next" w:hAnsi="Avenir Next" w:cs="Avenir Next" w:eastAsia="Avenir Next"/>
           <w:b/>
           <w:color w:val="003A70"/>
+          <w:sz w:val="22"/>
+          <w:szCs w:val="18"/>
+        </w:rPr>
+        <w:t xml:space="preserve">Step 1</w:t>
+      </w:r>
+      <w:r>
+        <w:rPr>
+          <w:rFonts w:ascii="Avenir Next" w:hAnsi="Avenir Next" w:cs="Avenir Next" w:eastAsia="Avenir Next"/>
+          <w:color w:val="1A1A1A"/>
           <w:sz w:val="18"/>
           <w:szCs w:val="18"/>
         </w:rPr>
-        <w:t xml:space="preserve">Step 1</w:t>
-      </w:r>
-      <w:r>
-        <w:rPr>
-          <w:rFonts w:ascii="Avenir Next" w:hAnsi="Avenir Next" w:cs="Avenir Next" w:eastAsia="Avenir Next"/>
-          <w:color w:val="1A1A1A"/>
-          <w:sz w:val="18"/>
-          <w:szCs w:val="18"/>
-        </w:rPr>
         <w:tab/>
       </w:r>
       <w:r>
         <w:rPr>
           <w:rFonts w:ascii="Avenir Next" w:hAnsi="Avenir Next" w:cs="Avenir Next" w:eastAsia="Avenir Next"/>
           <w:color w:val="1A1A1A"/>
+          <w:sz w:val="22"/>
+          <w:szCs w:val="21"/>
+        </w:rPr>
+        <w:t xml:space="preserve">27 and 3 share </w:t>
+      </w:r>
+      <w:r>
+        <w:rPr>
+          <w:rFonts w:ascii="Avenir Next" w:hAnsi="Avenir Next" w:cs="Avenir Next" w:eastAsia="Avenir Next"/>
+          <w:color w:val="1A1A1A"/>
           <w:sz w:val="21"/>
           <w:szCs w:val="21"/>
-        </w:rPr>
-        <w:t xml:space="preserve">27 and 3 share </w:t>
+          <w:u w:val="single"/>
+        </w:rPr>
+        <w:t xml:space="preserve">                </w:t>
+      </w:r>
+      <w:r>
+        <w:rPr>
+          <w:rFonts w:ascii="Avenir Next" w:hAnsi="Avenir Next" w:cs="Avenir Next" w:eastAsia="Avenir Next"/>
+          <w:color w:val="1A1A1A"/>
+          <w:sz w:val="22"/>
+          <w:szCs w:val="21"/>
+        </w:rPr>
+        <w:t xml:space="preserve">. 8 and 4 share </w:t>
       </w:r>
       <w:r>
         <w:rPr>
@@ -2464,26 +2502,7 @@
         <w:rPr>
           <w:rFonts w:ascii="Avenir Next" w:hAnsi="Avenir Next" w:cs="Avenir Next" w:eastAsia="Avenir Next"/>
           <w:color w:val="1A1A1A"/>
-          <w:sz w:val="21"/>
-          <w:szCs w:val="21"/>
-        </w:rPr>
-        <w:t xml:space="preserve">. 8 and 4 share </w:t>
-      </w:r>
-      <w:r>
-        <w:rPr>
-          <w:rFonts w:ascii="Avenir Next" w:hAnsi="Avenir Next" w:cs="Avenir Next" w:eastAsia="Avenir Next"/>
-          <w:color w:val="1A1A1A"/>
-          <w:sz w:val="21"/>
-          <w:szCs w:val="21"/>
-          <w:u w:val="single"/>
-        </w:rPr>
-        <w:t xml:space="preserve">                </w:t>
-      </w:r>
-      <w:r>
-        <w:rPr>
-          <w:rFonts w:ascii="Avenir Next" w:hAnsi="Avenir Next" w:cs="Avenir Next" w:eastAsia="Avenir Next"/>
-          <w:color w:val="1A1A1A"/>
-          <w:sz w:val="21"/>
+          <w:sz w:val="22"/>
           <w:szCs w:val="21"/>
         </w:rPr>
         <w:t xml:space="preserve">.</w:t>
@@ -2503,35 +2522,35 @@
           <w:rFonts w:ascii="Avenir Next" w:hAnsi="Avenir Next" w:cs="Avenir Next" w:eastAsia="Avenir Next"/>
           <w:b/>
           <w:color w:val="003A70"/>
+          <w:sz w:val="22"/>
+          <w:szCs w:val="18"/>
+        </w:rPr>
+        <w:t xml:space="preserve">Step 2</w:t>
+      </w:r>
+      <w:r>
+        <w:rPr>
+          <w:rFonts w:ascii="Avenir Next" w:hAnsi="Avenir Next" w:cs="Avenir Next" w:eastAsia="Avenir Next"/>
+          <w:color w:val="1A1A1A"/>
           <w:sz w:val="18"/>
           <w:szCs w:val="18"/>
         </w:rPr>
-        <w:t xml:space="preserve">Step 2</w:t>
-      </w:r>
-      <w:r>
-        <w:rPr>
-          <w:rFonts w:ascii="Avenir Next" w:hAnsi="Avenir Next" w:cs="Avenir Next" w:eastAsia="Avenir Next"/>
-          <w:color w:val="1A1A1A"/>
-          <w:sz w:val="18"/>
-          <w:szCs w:val="18"/>
-        </w:rPr>
         <w:tab/>
       </w:r>
       <w:r>
         <w:rPr>
           <w:rFonts w:ascii="Avenir Next" w:hAnsi="Avenir Next" w:cs="Avenir Next" w:eastAsia="Avenir Next"/>
           <w:color w:val="1A1A1A"/>
+          <w:sz w:val="22"/>
+          <w:szCs w:val="21"/>
+        </w:rPr>
+        <w:t xml:space="preserve">27 ÷ 3 = </w:t>
+      </w:r>
+      <w:r>
+        <w:rPr>
+          <w:rFonts w:ascii="Avenir Next" w:hAnsi="Avenir Next" w:cs="Avenir Next" w:eastAsia="Avenir Next"/>
+          <w:color w:val="1A1A1A"/>
           <w:sz w:val="21"/>
           <w:szCs w:val="21"/>
-        </w:rPr>
-        <w:t xml:space="preserve">27 ÷ 3 = </w:t>
-      </w:r>
-      <w:r>
-        <w:rPr>
-          <w:rFonts w:ascii="Avenir Next" w:hAnsi="Avenir Next" w:cs="Avenir Next" w:eastAsia="Avenir Next"/>
-          <w:color w:val="1A1A1A"/>
-          <w:sz w:val="21"/>
-          <w:szCs w:val="21"/>
           <w:u w:val="single"/>
         </w:rPr>
         <w:t xml:space="preserve">                </w:t>
@@ -2540,7 +2559,7 @@
         <w:rPr>
           <w:rFonts w:ascii="Avenir Next" w:hAnsi="Avenir Next" w:cs="Avenir Next" w:eastAsia="Avenir Next"/>
           <w:color w:val="1A1A1A"/>
-          <w:sz w:val="21"/>
+          <w:sz w:val="22"/>
           <w:szCs w:val="21"/>
         </w:rPr>
         <w:t xml:space="preserve"> and 8 ÷ 4 = </w:t>
@@ -2570,25 +2589,25 @@
           <w:rFonts w:ascii="Avenir Next" w:hAnsi="Avenir Next" w:cs="Avenir Next" w:eastAsia="Avenir Next"/>
           <w:b/>
           <w:color w:val="003A70"/>
+          <w:sz w:val="22"/>
+          <w:szCs w:val="18"/>
+        </w:rPr>
+        <w:t xml:space="preserve">Step 3</w:t>
+      </w:r>
+      <w:r>
+        <w:rPr>
+          <w:rFonts w:ascii="Avenir Next" w:hAnsi="Avenir Next" w:cs="Avenir Next" w:eastAsia="Avenir Next"/>
+          <w:color w:val="1A1A1A"/>
           <w:sz w:val="18"/>
           <w:szCs w:val="18"/>
         </w:rPr>
-        <w:t xml:space="preserve">Step 3</w:t>
-      </w:r>
-      <w:r>
-        <w:rPr>
-          <w:rFonts w:ascii="Avenir Next" w:hAnsi="Avenir Next" w:cs="Avenir Next" w:eastAsia="Avenir Next"/>
-          <w:color w:val="1A1A1A"/>
-          <w:sz w:val="18"/>
-          <w:szCs w:val="18"/>
-        </w:rPr>
         <w:tab/>
       </w:r>
       <w:r>
         <w:rPr>
           <w:rFonts w:ascii="Avenir Next" w:hAnsi="Avenir Next" w:cs="Avenir Next" w:eastAsia="Avenir Next"/>
           <w:color w:val="1A1A1A"/>
-          <w:sz w:val="21"/>
+          <w:sz w:val="22"/>
           <w:szCs w:val="21"/>
         </w:rPr>
         <w:t xml:space="preserve">9/2 × 1/1 = </w:t>
@@ -2661,28 +2680,47 @@
           <w:rFonts w:ascii="Avenir Next" w:hAnsi="Avenir Next" w:cs="Avenir Next" w:eastAsia="Avenir Next"/>
           <w:b/>
           <w:color w:val="003A70"/>
+          <w:sz w:val="22"/>
+          <w:szCs w:val="18"/>
+        </w:rPr>
+        <w:t xml:space="preserve">Step 1</w:t>
+      </w:r>
+      <w:r>
+        <w:rPr>
+          <w:rFonts w:ascii="Avenir Next" w:hAnsi="Avenir Next" w:cs="Avenir Next" w:eastAsia="Avenir Next"/>
+          <w:color w:val="1A1A1A"/>
           <w:sz w:val="18"/>
           <w:szCs w:val="18"/>
         </w:rPr>
-        <w:t xml:space="preserve">Step 1</w:t>
-      </w:r>
-      <w:r>
-        <w:rPr>
-          <w:rFonts w:ascii="Avenir Next" w:hAnsi="Avenir Next" w:cs="Avenir Next" w:eastAsia="Avenir Next"/>
-          <w:color w:val="1A1A1A"/>
-          <w:sz w:val="18"/>
-          <w:szCs w:val="18"/>
-        </w:rPr>
         <w:tab/>
       </w:r>
       <w:r>
         <w:rPr>
           <w:rFonts w:ascii="Avenir Next" w:hAnsi="Avenir Next" w:cs="Avenir Next" w:eastAsia="Avenir Next"/>
           <w:color w:val="1A1A1A"/>
+          <w:sz w:val="22"/>
+          <w:szCs w:val="21"/>
+        </w:rPr>
+        <w:t xml:space="preserve">3 and 9 share </w:t>
+      </w:r>
+      <w:r>
+        <w:rPr>
+          <w:rFonts w:ascii="Avenir Next" w:hAnsi="Avenir Next" w:cs="Avenir Next" w:eastAsia="Avenir Next"/>
+          <w:color w:val="1A1A1A"/>
           <w:sz w:val="21"/>
           <w:szCs w:val="21"/>
-        </w:rPr>
-        <w:t xml:space="preserve">3 and 9 share </w:t>
+          <w:u w:val="single"/>
+        </w:rPr>
+        <w:t xml:space="preserve">                </w:t>
+      </w:r>
+      <w:r>
+        <w:rPr>
+          <w:rFonts w:ascii="Avenir Next" w:hAnsi="Avenir Next" w:cs="Avenir Next" w:eastAsia="Avenir Next"/>
+          <w:color w:val="1A1A1A"/>
+          <w:sz w:val="22"/>
+          <w:szCs w:val="21"/>
+        </w:rPr>
+        <w:t xml:space="preserve">. 5 and 10 share </w:t>
       </w:r>
       <w:r>
         <w:rPr>
@@ -2698,26 +2736,7 @@
         <w:rPr>
           <w:rFonts w:ascii="Avenir Next" w:hAnsi="Avenir Next" w:cs="Avenir Next" w:eastAsia="Avenir Next"/>
           <w:color w:val="1A1A1A"/>
-          <w:sz w:val="21"/>
-          <w:szCs w:val="21"/>
-        </w:rPr>
-        <w:t xml:space="preserve">. 5 and 10 share </w:t>
-      </w:r>
-      <w:r>
-        <w:rPr>
-          <w:rFonts w:ascii="Avenir Next" w:hAnsi="Avenir Next" w:cs="Avenir Next" w:eastAsia="Avenir Next"/>
-          <w:color w:val="1A1A1A"/>
-          <w:sz w:val="21"/>
-          <w:szCs w:val="21"/>
-          <w:u w:val="single"/>
-        </w:rPr>
-        <w:t xml:space="preserve">                </w:t>
-      </w:r>
-      <w:r>
-        <w:rPr>
-          <w:rFonts w:ascii="Avenir Next" w:hAnsi="Avenir Next" w:cs="Avenir Next" w:eastAsia="Avenir Next"/>
-          <w:color w:val="1A1A1A"/>
-          <w:sz w:val="21"/>
+          <w:sz w:val="22"/>
           <w:szCs w:val="21"/>
         </w:rPr>
         <w:t xml:space="preserve">.</w:t>
@@ -2737,35 +2756,35 @@
           <w:rFonts w:ascii="Avenir Next" w:hAnsi="Avenir Next" w:cs="Avenir Next" w:eastAsia="Avenir Next"/>
           <w:b/>
           <w:color w:val="003A70"/>
+          <w:sz w:val="22"/>
+          <w:szCs w:val="18"/>
+        </w:rPr>
+        <w:t xml:space="preserve">Step 2</w:t>
+      </w:r>
+      <w:r>
+        <w:rPr>
+          <w:rFonts w:ascii="Avenir Next" w:hAnsi="Avenir Next" w:cs="Avenir Next" w:eastAsia="Avenir Next"/>
+          <w:color w:val="1A1A1A"/>
           <w:sz w:val="18"/>
           <w:szCs w:val="18"/>
         </w:rPr>
-        <w:t xml:space="preserve">Step 2</w:t>
-      </w:r>
-      <w:r>
-        <w:rPr>
-          <w:rFonts w:ascii="Avenir Next" w:hAnsi="Avenir Next" w:cs="Avenir Next" w:eastAsia="Avenir Next"/>
-          <w:color w:val="1A1A1A"/>
-          <w:sz w:val="18"/>
-          <w:szCs w:val="18"/>
-        </w:rPr>
         <w:tab/>
       </w:r>
       <w:r>
         <w:rPr>
           <w:rFonts w:ascii="Avenir Next" w:hAnsi="Avenir Next" w:cs="Avenir Next" w:eastAsia="Avenir Next"/>
           <w:color w:val="1A1A1A"/>
+          <w:sz w:val="22"/>
+          <w:szCs w:val="21"/>
+        </w:rPr>
+        <w:t xml:space="preserve">9 ÷ 3 = </w:t>
+      </w:r>
+      <w:r>
+        <w:rPr>
+          <w:rFonts w:ascii="Avenir Next" w:hAnsi="Avenir Next" w:cs="Avenir Next" w:eastAsia="Avenir Next"/>
+          <w:color w:val="1A1A1A"/>
           <w:sz w:val="21"/>
           <w:szCs w:val="21"/>
-        </w:rPr>
-        <w:t xml:space="preserve">9 ÷ 3 = </w:t>
-      </w:r>
-      <w:r>
-        <w:rPr>
-          <w:rFonts w:ascii="Avenir Next" w:hAnsi="Avenir Next" w:cs="Avenir Next" w:eastAsia="Avenir Next"/>
-          <w:color w:val="1A1A1A"/>
-          <w:sz w:val="21"/>
-          <w:szCs w:val="21"/>
           <w:u w:val="single"/>
         </w:rPr>
         <w:t xml:space="preserve">                </w:t>
@@ -2774,7 +2793,7 @@
         <w:rPr>
           <w:rFonts w:ascii="Avenir Next" w:hAnsi="Avenir Next" w:cs="Avenir Next" w:eastAsia="Avenir Next"/>
           <w:color w:val="1A1A1A"/>
-          <w:sz w:val="21"/>
+          <w:sz w:val="22"/>
           <w:szCs w:val="21"/>
         </w:rPr>
         <w:t xml:space="preserve"> and 10 ÷ 5 = </w:t>
@@ -2804,35 +2823,35 @@
           <w:rFonts w:ascii="Avenir Next" w:hAnsi="Avenir Next" w:cs="Avenir Next" w:eastAsia="Avenir Next"/>
           <w:b/>
           <w:color w:val="003A70"/>
+          <w:sz w:val="22"/>
+          <w:szCs w:val="18"/>
+        </w:rPr>
+        <w:t xml:space="preserve">Step 3</w:t>
+      </w:r>
+      <w:r>
+        <w:rPr>
+          <w:rFonts w:ascii="Avenir Next" w:hAnsi="Avenir Next" w:cs="Avenir Next" w:eastAsia="Avenir Next"/>
+          <w:color w:val="1A1A1A"/>
           <w:sz w:val="18"/>
           <w:szCs w:val="18"/>
         </w:rPr>
-        <w:t xml:space="preserve">Step 3</w:t>
-      </w:r>
-      <w:r>
-        <w:rPr>
-          <w:rFonts w:ascii="Avenir Next" w:hAnsi="Avenir Next" w:cs="Avenir Next" w:eastAsia="Avenir Next"/>
-          <w:color w:val="1A1A1A"/>
-          <w:sz w:val="18"/>
-          <w:szCs w:val="18"/>
-        </w:rPr>
         <w:tab/>
       </w:r>
       <w:r>
         <w:rPr>
           <w:rFonts w:ascii="Avenir Next" w:hAnsi="Avenir Next" w:cs="Avenir Next" w:eastAsia="Avenir Next"/>
           <w:color w:val="1A1A1A"/>
+          <w:sz w:val="22"/>
+          <w:szCs w:val="21"/>
+        </w:rPr>
+        <w:t xml:space="preserve">1/1 × 2/3 = </w:t>
+      </w:r>
+      <w:r>
+        <w:rPr>
+          <w:rFonts w:ascii="Avenir Next" w:hAnsi="Avenir Next" w:cs="Avenir Next" w:eastAsia="Avenir Next"/>
+          <w:color w:val="1A1A1A"/>
           <w:sz w:val="21"/>
           <w:szCs w:val="21"/>
-        </w:rPr>
-        <w:t xml:space="preserve">1/1 × 2/3 = </w:t>
-      </w:r>
-      <w:r>
-        <w:rPr>
-          <w:rFonts w:ascii="Avenir Next" w:hAnsi="Avenir Next" w:cs="Avenir Next" w:eastAsia="Avenir Next"/>
-          <w:color w:val="1A1A1A"/>
-          <w:sz w:val="21"/>
-          <w:szCs w:val="21"/>
           <w:u w:val="single"/>
         </w:rPr>
         <w:t xml:space="preserve">                </w:t>
@@ -2845,6 +2864,7 @@
     </w:p>
     <w:p>
       <w:pPr>
+        <w:pStyle w:val="Heading2"/>
         <w:keepNext/>
         <w:pBdr>
           <w:bottom w:val="single" w:sz="8" w:space="3" w:color="003A70"/>
@@ -2860,7 +2880,7 @@
           <w:b/>
           <w:color w:val="003A70"/>
           <w:spacing w:val="14"/>
-          <w:sz w:val="19"/>
+          <w:sz w:val="22"/>
           <w:szCs w:val="19"/>
         </w:rPr>
         <w:t xml:space="preserve">YOUR TURN</w:t>
@@ -2879,7 +2899,7 @@
           <w:rFonts w:ascii="Avenir Next" w:hAnsi="Avenir Next" w:cs="Avenir Next" w:eastAsia="Avenir Next"/>
           <w:i/>
           <w:color w:val="5A5F66"/>
-          <w:sz w:val="17"/>
+          <w:sz w:val="22"/>
           <w:szCs w:val="17"/>
         </w:rPr>
         <w:t xml:space="preserve">use the steps on your own</w:t>
@@ -3388,6 +3408,7 @@
     </w:p>
     <w:p>
       <w:pPr>
+        <w:pStyle w:val="Heading2"/>
         <w:keepNext/>
         <w:pBdr>
           <w:bottom w:val="single" w:sz="8" w:space="3" w:color="003A70"/>
@@ -3403,7 +3424,7 @@
           <w:b/>
           <w:color w:val="003A70"/>
           <w:spacing w:val="14"/>
-          <w:sz w:val="19"/>
+          <w:sz w:val="22"/>
           <w:szCs w:val="19"/>
         </w:rPr>
         <w:t xml:space="preserve">READY CHECK</w:t>
@@ -3422,7 +3443,7 @@
           <w:rFonts w:ascii="Avenir Next" w:hAnsi="Avenir Next" w:cs="Avenir Next" w:eastAsia="Avenir Next"/>
           <w:i/>
           <w:color w:val="5A5F66"/>
-          <w:sz w:val="17"/>
+          <w:sz w:val="22"/>
           <w:szCs w:val="17"/>
         </w:rPr>
         <w:t xml:space="preserve">a problem like the one in today’s lesson</w:t>
@@ -3554,25 +3575,25 @@
                       <w:rFonts w:ascii="Avenir Next" w:hAnsi="Avenir Next" w:cs="Avenir Next" w:eastAsia="Avenir Next"/>
                       <w:b/>
                       <w:color w:val="003A70"/>
+                      <w:sz w:val="22"/>
+                      <w:szCs w:val="21"/>
+                    </w:rPr>
+                    <w:t xml:space="preserve">A</w:t>
+                  </w:r>
+                  <w:r>
+                    <w:rPr>
+                      <w:rFonts w:ascii="Avenir Next" w:hAnsi="Avenir Next" w:cs="Avenir Next" w:eastAsia="Avenir Next"/>
+                      <w:color w:val="1A1A1A"/>
                       <w:sz w:val="21"/>
                       <w:szCs w:val="21"/>
                     </w:rPr>
-                    <w:t xml:space="preserve">A</w:t>
-                  </w:r>
-                  <w:r>
-                    <w:rPr>
-                      <w:rFonts w:ascii="Avenir Next" w:hAnsi="Avenir Next" w:cs="Avenir Next" w:eastAsia="Avenir Next"/>
-                      <w:color w:val="1A1A1A"/>
-                      <w:sz w:val="21"/>
-                      <w:szCs w:val="21"/>
-                    </w:rPr>
                     <w:tab/>
                   </w:r>
                   <w:r>
                     <w:rPr>
                       <w:rFonts w:ascii="Avenir Next" w:hAnsi="Avenir Next" w:cs="Avenir Next" w:eastAsia="Avenir Next"/>
                       <w:color w:val="1A1A1A"/>
-                      <w:sz w:val="21"/>
+                      <w:sz w:val="22"/>
                       <w:szCs w:val="21"/>
                     </w:rPr>
                     <w:t xml:space="preserve">3</w:t>
@@ -3597,25 +3618,25 @@
                       <w:rFonts w:ascii="Avenir Next" w:hAnsi="Avenir Next" w:cs="Avenir Next" w:eastAsia="Avenir Next"/>
                       <w:b/>
                       <w:color w:val="003A70"/>
+                      <w:sz w:val="22"/>
+                      <w:szCs w:val="21"/>
+                    </w:rPr>
+                    <w:t xml:space="preserve">B</w:t>
+                  </w:r>
+                  <w:r>
+                    <w:rPr>
+                      <w:rFonts w:ascii="Avenir Next" w:hAnsi="Avenir Next" w:cs="Avenir Next" w:eastAsia="Avenir Next"/>
+                      <w:color w:val="1A1A1A"/>
                       <w:sz w:val="21"/>
                       <w:szCs w:val="21"/>
                     </w:rPr>
-                    <w:t xml:space="preserve">B</w:t>
-                  </w:r>
-                  <w:r>
-                    <w:rPr>
-                      <w:rFonts w:ascii="Avenir Next" w:hAnsi="Avenir Next" w:cs="Avenir Next" w:eastAsia="Avenir Next"/>
-                      <w:color w:val="1A1A1A"/>
-                      <w:sz w:val="21"/>
-                      <w:szCs w:val="21"/>
-                    </w:rPr>
                     <w:tab/>
                   </w:r>
                   <w:r>
                     <w:rPr>
                       <w:rFonts w:ascii="Avenir Next" w:hAnsi="Avenir Next" w:cs="Avenir Next" w:eastAsia="Avenir Next"/>
                       <w:color w:val="1A1A1A"/>
-                      <w:sz w:val="21"/>
+                      <w:sz w:val="22"/>
                       <w:szCs w:val="21"/>
                     </w:rPr>
                     <w:t xml:space="preserve">27/16</w:t>
@@ -3640,25 +3661,25 @@
                       <w:rFonts w:ascii="Avenir Next" w:hAnsi="Avenir Next" w:cs="Avenir Next" w:eastAsia="Avenir Next"/>
                       <w:b/>
                       <w:color w:val="003A70"/>
+                      <w:sz w:val="22"/>
+                      <w:szCs w:val="21"/>
+                    </w:rPr>
+                    <w:t xml:space="preserve">C</w:t>
+                  </w:r>
+                  <w:r>
+                    <w:rPr>
+                      <w:rFonts w:ascii="Avenir Next" w:hAnsi="Avenir Next" w:cs="Avenir Next" w:eastAsia="Avenir Next"/>
+                      <w:color w:val="1A1A1A"/>
                       <w:sz w:val="21"/>
                       <w:szCs w:val="21"/>
                     </w:rPr>
-                    <w:t xml:space="preserve">C</w:t>
-                  </w:r>
-                  <w:r>
-                    <w:rPr>
-                      <w:rFonts w:ascii="Avenir Next" w:hAnsi="Avenir Next" w:cs="Avenir Next" w:eastAsia="Avenir Next"/>
-                      <w:color w:val="1A1A1A"/>
-                      <w:sz w:val="21"/>
-                      <w:szCs w:val="21"/>
-                    </w:rPr>
                     <w:tab/>
                   </w:r>
                   <w:r>
                     <w:rPr>
                       <w:rFonts w:ascii="Avenir Next" w:hAnsi="Avenir Next" w:cs="Avenir Next" w:eastAsia="Avenir Next"/>
                       <w:color w:val="1A1A1A"/>
-                      <w:sz w:val="21"/>
+                      <w:sz w:val="22"/>
                       <w:szCs w:val="21"/>
                     </w:rPr>
                     <w:t xml:space="preserve">1/3</w:t>
@@ -3683,25 +3704,25 @@
                       <w:rFonts w:ascii="Avenir Next" w:hAnsi="Avenir Next" w:cs="Avenir Next" w:eastAsia="Avenir Next"/>
                       <w:b/>
                       <w:color w:val="003A70"/>
+                      <w:sz w:val="22"/>
+                      <w:szCs w:val="21"/>
+                    </w:rPr>
+                    <w:t xml:space="preserve">D</w:t>
+                  </w:r>
+                  <w:r>
+                    <w:rPr>
+                      <w:rFonts w:ascii="Avenir Next" w:hAnsi="Avenir Next" w:cs="Avenir Next" w:eastAsia="Avenir Next"/>
+                      <w:color w:val="1A1A1A"/>
                       <w:sz w:val="21"/>
                       <w:szCs w:val="21"/>
                     </w:rPr>
-                    <w:t xml:space="preserve">D</w:t>
-                  </w:r>
-                  <w:r>
-                    <w:rPr>
-                      <w:rFonts w:ascii="Avenir Next" w:hAnsi="Avenir Next" w:cs="Avenir Next" w:eastAsia="Avenir Next"/>
-                      <w:color w:val="1A1A1A"/>
-                      <w:sz w:val="21"/>
-                      <w:szCs w:val="21"/>
-                    </w:rPr>
                     <w:tab/>
                   </w:r>
                   <w:r>
                     <w:rPr>
                       <w:rFonts w:ascii="Avenir Next" w:hAnsi="Avenir Next" w:cs="Avenir Next" w:eastAsia="Avenir Next"/>
                       <w:color w:val="1A1A1A"/>
-                      <w:sz w:val="21"/>
+                      <w:sz w:val="22"/>
                       <w:szCs w:val="21"/>
                     </w:rPr>
                     <w:t xml:space="preserve">2 1/3</w:t>
@@ -3750,19 +3771,42 @@
         <w:tblLook w:val="0000" w:firstRow="0" w:lastRow="0" w:firstColumn="0" w:lastColumn="0" w:noHBand="1" w:noVBand="1"/>
       </w:tblPr>
       <w:tblGrid>
-        <w:gridCol w:w="2000"/>
-        <w:gridCol w:w="2300"/>
-        <w:gridCol w:w="2100"/>
-        <w:gridCol w:w="3104"/>
+        <w:gridCol w:w="1750"/>
+        <w:gridCol w:w="2500"/>
+        <w:gridCol w:w="2200"/>
+        <w:gridCol w:w="3054"/>
       </w:tblGrid>
       <w:tr>
         <w:trPr>
           <w:cantSplit/>
-          <w:trHeight w:val="320" w:hRule="atLeast"/>
+          <w:trHeight w:val="300" w:hRule="atLeast"/>
         </w:trPr>
         <w:tc>
           <w:tcPr>
-            <w:tcW w:w="2000" w:type="dxa"/>
+            <w:tcW w:w="1750" w:type="dxa"/>
+            <w:vAlign w:val="center"/>
+          </w:tcPr>
+          <w:p>
+            <w:pPr>
+              <w:pStyle w:val="Heading2"/>
+              <w:spacing w:before="0" w:after="0" w:line="240" w:lineRule="auto"/>
+            </w:pPr>
+            <w:r>
+              <w:rPr>
+                <w:rFonts w:ascii="Avenir Next" w:hAnsi="Avenir Next" w:cs="Avenir Next" w:eastAsia="Avenir Next"/>
+                <w:b/>
+                <w:color w:val="003A70"/>
+                <w:spacing w:val="12"/>
+                <w:sz w:val="15"/>
+                <w:szCs w:val="15"/>
+              </w:rPr>
+              <w:t xml:space="preserve">CHECK YOURSELF</w:t>
+            </w:r>
+          </w:p>
+        </w:tc>
+        <w:tc>
+          <w:tcPr>
+            <w:tcW w:w="2500" w:type="dxa"/>
             <w:vAlign w:val="center"/>
           </w:tcPr>
           <w:p>
@@ -3771,20 +3815,27 @@
             </w:pPr>
             <w:r>
               <w:rPr>
-                <w:rFonts w:ascii="Avenir Next" w:hAnsi="Avenir Next" w:cs="Avenir Next" w:eastAsia="Avenir Next"/>
-                <w:b/>
-                <w:color w:val="003A70"/>
-                <w:spacing w:val="12"/>
-                <w:sz w:val="15"/>
-                <w:szCs w:val="15"/>
-              </w:rPr>
-              <w:t xml:space="preserve">CHECK YOURSELF</w:t>
+                <w:rFonts w:ascii="Arial" w:hAnsi="Arial" w:cs="Arial" w:eastAsia="Arial"/>
+                <w:color w:val="1A1A1A"/>
+                <w:sz w:val="20"/>
+                <w:szCs w:val="20"/>
+              </w:rPr>
+              <w:t xml:space="preserve">□</w:t>
+            </w:r>
+            <w:r>
+              <w:rPr>
+                <w:rFonts w:ascii="Avenir Next" w:hAnsi="Avenir Next" w:cs="Avenir Next" w:eastAsia="Avenir Next"/>
+                <w:color w:val="1A1A1A"/>
+                <w:sz w:val="17"/>
+                <w:szCs w:val="17"/>
+              </w:rPr>
+              <w:t xml:space="preserve">  I can do this on my own</w:t>
             </w:r>
           </w:p>
         </w:tc>
         <w:tc>
           <w:tcPr>
-            <w:tcW w:w="2300" w:type="dxa"/>
+            <w:tcW w:w="2200" w:type="dxa"/>
             <w:vAlign w:val="center"/>
           </w:tcPr>
           <w:p>
@@ -3795,8 +3846,8 @@
               <w:rPr>
                 <w:rFonts w:ascii="Arial" w:hAnsi="Arial" w:cs="Arial" w:eastAsia="Arial"/>
                 <w:color w:val="1A1A1A"/>
-                <w:sz w:val="24"/>
-                <w:szCs w:val="24"/>
+                <w:sz w:val="20"/>
+                <w:szCs w:val="20"/>
               </w:rPr>
               <w:t xml:space="preserve">□</w:t>
             </w:r>
@@ -3807,13 +3858,13 @@
                 <w:sz w:val="17"/>
                 <w:szCs w:val="17"/>
               </w:rPr>
-              <w:t xml:space="preserve">  I can do this on my own</w:t>
+              <w:t xml:space="preserve">  I need a little help</w:t>
             </w:r>
           </w:p>
         </w:tc>
         <w:tc>
           <w:tcPr>
-            <w:tcW w:w="2100" w:type="dxa"/>
+            <w:tcW w:w="3054" w:type="dxa"/>
             <w:vAlign w:val="center"/>
           </w:tcPr>
           <w:p>
@@ -3824,37 +3875,8 @@
               <w:rPr>
                 <w:rFonts w:ascii="Arial" w:hAnsi="Arial" w:cs="Arial" w:eastAsia="Arial"/>
                 <w:color w:val="1A1A1A"/>
-                <w:sz w:val="24"/>
-                <w:szCs w:val="24"/>
-              </w:rPr>
-              <w:t xml:space="preserve">□</w:t>
-            </w:r>
-            <w:r>
-              <w:rPr>
-                <w:rFonts w:ascii="Avenir Next" w:hAnsi="Avenir Next" w:cs="Avenir Next" w:eastAsia="Avenir Next"/>
-                <w:color w:val="1A1A1A"/>
-                <w:sz w:val="17"/>
-                <w:szCs w:val="17"/>
-              </w:rPr>
-              <w:t xml:space="preserve">  I need a little help</w:t>
-            </w:r>
-          </w:p>
-        </w:tc>
-        <w:tc>
-          <w:tcPr>
-            <w:tcW w:w="3104" w:type="dxa"/>
-            <w:vAlign w:val="center"/>
-          </w:tcPr>
-          <w:p>
-            <w:pPr>
-              <w:spacing w:before="0" w:after="0" w:line="240" w:lineRule="auto"/>
-            </w:pPr>
-            <w:r>
-              <w:rPr>
-                <w:rFonts w:ascii="Arial" w:hAnsi="Arial" w:cs="Arial" w:eastAsia="Arial"/>
-                <w:color w:val="1A1A1A"/>
-                <w:sz w:val="24"/>
-                <w:szCs w:val="24"/>
+                <w:sz w:val="20"/>
+                <w:szCs w:val="20"/>
               </w:rPr>
               <w:t xml:space="preserve">□</w:t>
             </w:r>
@@ -3889,7 +3911,7 @@
     <w:sectPr>
       <w:footerReference w:type="default" r:id="rIdFooter1"/>
       <w:pgSz w:w="12240" w:h="15840"/>
-      <w:pgMar w:top="893" w:right="1224" w:bottom="835" w:left="1512" w:header="432" w:footer="432" w:gutter="0"/>
+      <w:pgMar w:top="780" w:right="1224" w:bottom="760" w:left="1512" w:header="432" w:footer="432" w:gutter="0"/>
       <w:cols w:space="720"/>
     </w:sectPr>
   </w:body>
@@ -3969,7 +3991,106 @@
               <w:sz w:val="15"/>
               <w:szCs w:val="15"/>
             </w:rPr>
-            <w:t xml:space="preserve">Lesson 6-2  ·  Session 2  ·  Prerequisite Practice B</w:t>
+            <w:t xml:space="preserve">6-2 · Page </w:t>
+          </w:r>
+          <w:r>
+            <w:rPr>
+              <w:rFonts w:ascii="Avenir Next" w:hAnsi="Avenir Next" w:cs="Avenir Next" w:eastAsia="Avenir Next"/>
+              <w:color w:val="5A5F66"/>
+              <w:sz w:val="15"/>
+              <w:szCs w:val="15"/>
+            </w:rPr>
+            <w:fldChar w:fldCharType="begin"/>
+          </w:r>
+          <w:r>
+            <w:rPr>
+              <w:rFonts w:ascii="Avenir Next" w:hAnsi="Avenir Next" w:cs="Avenir Next" w:eastAsia="Avenir Next"/>
+              <w:color w:val="5A5F66"/>
+              <w:sz w:val="15"/>
+              <w:szCs w:val="15"/>
+            </w:rPr>
+            <w:instrText xml:space="preserve"> PAGE </w:instrText>
+          </w:r>
+          <w:r>
+            <w:rPr>
+              <w:rFonts w:ascii="Avenir Next" w:hAnsi="Avenir Next" w:cs="Avenir Next" w:eastAsia="Avenir Next"/>
+              <w:color w:val="5A5F66"/>
+              <w:sz w:val="15"/>
+              <w:szCs w:val="15"/>
+            </w:rPr>
+            <w:fldChar w:fldCharType="separate"/>
+          </w:r>
+          <w:r>
+            <w:rPr>
+              <w:rFonts w:ascii="Avenir Next" w:hAnsi="Avenir Next" w:cs="Avenir Next" w:eastAsia="Avenir Next"/>
+              <w:color w:val="5A5F66"/>
+              <w:sz w:val="15"/>
+              <w:szCs w:val="15"/>
+            </w:rPr>
+            <w:t xml:space="preserve">1</w:t>
+          </w:r>
+          <w:r>
+            <w:rPr>
+              <w:rFonts w:ascii="Avenir Next" w:hAnsi="Avenir Next" w:cs="Avenir Next" w:eastAsia="Avenir Next"/>
+              <w:color w:val="5A5F66"/>
+              <w:sz w:val="15"/>
+              <w:szCs w:val="15"/>
+            </w:rPr>
+            <w:fldChar w:fldCharType="end"/>
+          </w:r>
+          <w:r>
+            <w:rPr>
+              <w:rFonts w:ascii="Avenir Next" w:hAnsi="Avenir Next" w:cs="Avenir Next" w:eastAsia="Avenir Next"/>
+              <w:color w:val="5A5F66"/>
+              <w:sz w:val="15"/>
+              <w:szCs w:val="15"/>
+            </w:rPr>
+            <w:t xml:space="preserve"> of </w:t>
+          </w:r>
+          <w:r>
+            <w:rPr>
+              <w:rFonts w:ascii="Avenir Next" w:hAnsi="Avenir Next" w:cs="Avenir Next" w:eastAsia="Avenir Next"/>
+              <w:color w:val="5A5F66"/>
+              <w:sz w:val="15"/>
+              <w:szCs w:val="15"/>
+            </w:rPr>
+            <w:fldChar w:fldCharType="begin"/>
+          </w:r>
+          <w:r>
+            <w:rPr>
+              <w:rFonts w:ascii="Avenir Next" w:hAnsi="Avenir Next" w:cs="Avenir Next" w:eastAsia="Avenir Next"/>
+              <w:color w:val="5A5F66"/>
+              <w:sz w:val="15"/>
+              <w:szCs w:val="15"/>
+            </w:rPr>
+            <w:instrText xml:space="preserve"> NUMPAGES </w:instrText>
+          </w:r>
+          <w:r>
+            <w:rPr>
+              <w:rFonts w:ascii="Avenir Next" w:hAnsi="Avenir Next" w:cs="Avenir Next" w:eastAsia="Avenir Next"/>
+              <w:color w:val="5A5F66"/>
+              <w:sz w:val="15"/>
+              <w:szCs w:val="15"/>
+            </w:rPr>
+            <w:fldChar w:fldCharType="separate"/>
+          </w:r>
+          <w:r>
+            <w:rPr>
+              <w:rFonts w:ascii="Avenir Next" w:hAnsi="Avenir Next" w:cs="Avenir Next" w:eastAsia="Avenir Next"/>
+              <w:color w:val="5A5F66"/>
+              <w:sz w:val="15"/>
+              <w:szCs w:val="15"/>
+            </w:rPr>
+            <w:t xml:space="preserve">1</w:t>
+          </w:r>
+          <w:r>
+            <w:rPr>
+              <w:rFonts w:ascii="Avenir Next" w:hAnsi="Avenir Next" w:cs="Avenir Next" w:eastAsia="Avenir Next"/>
+              <w:color w:val="5A5F66"/>
+              <w:sz w:val="15"/>
+              <w:szCs w:val="15"/>
+            </w:rPr>
+            <w:fldChar w:fldCharType="end"/>
           </w:r>
         </w:p>
       </w:tc>
@@ -4012,5 +4133,23 @@
       </w:tblCellMar>
     </w:tblPr>
   </w:style>
+  <w:style w:type="paragraph" w:styleId="Heading1">
+    <w:name w:val="heading 1"/>
+    <w:basedOn w:val="Normal"/>
+    <w:pPr>
+      <w:outlineLvl w:val="0"/>
+      <w:keepNext w:val="0"/>
+      <w:keepLines w:val="0"/>
+    </w:pPr>
+  </w:style>
+  <w:style w:type="paragraph" w:styleId="Heading2">
+    <w:name w:val="heading 2"/>
+    <w:basedOn w:val="Normal"/>
+    <w:pPr>
+      <w:outlineLvl w:val="1"/>
+      <w:keepNext w:val="0"/>
+      <w:keepLines w:val="0"/>
+    </w:pPr>
+  </w:style>
 </w:styles>
 </file>